--- a/plantillas_publicidad/evaluacion_toldo_sencillo.docx
+++ b/plantillas_publicidad/evaluacion_toldo_sencillo.docx
@@ -305,7 +305,7 @@
           <w:szCs w:val="24"/>
           <w:lang w:val="es-ES"/>
         </w:rPr>
-        <w:t>TOLDO SENCILLO</w:t>
+        <w:t>{{fisico}} y {{tecnico}}</w:t>
       </w:r>
     </w:p>
     <w:p>
@@ -5654,7 +5654,7 @@
     <w:charset w:val="00"/>
     <w:family w:val="roman"/>
     <w:pitch w:val="variable"/>
-    <w:sig w:usb0="00000007" w:usb1="00000000" w:usb2="00000000" w:usb3="00000000" w:csb0="00000003" w:csb1="00000000"/>
+    <w:sig w:usb0="00000003" w:usb1="00000000" w:usb2="00000000" w:usb3="00000000" w:csb0="00000001" w:csb1="00000000"/>
   </w:font>
   <w:font w:name="MS Gothic">
     <w:altName w:val="ＭＳ ゴシック"/>
@@ -5693,7 +5693,6 @@
     <w:sig w:usb0="00000000" w:usb1="10000000" w:usb2="00000000" w:usb3="00000000" w:csb0="80000000" w:csb1="00000000"/>
   </w:font>
   <w:font w:name="Artifakt Element">
-    <w:altName w:val="Calibri"/>
     <w:panose1 w:val="020B0503050000020004"/>
     <w:charset w:val="00"/>
     <w:family w:val="swiss"/>
@@ -5742,6 +5741,7 @@
     <w:rsid w:val="008575A1"/>
     <w:rsid w:val="008C4980"/>
     <w:rsid w:val="008E53D5"/>
+    <w:rsid w:val="00984C43"/>
     <w:rsid w:val="009A28CA"/>
     <w:rsid w:val="009A3DAB"/>
     <w:rsid w:val="00A316C6"/>
